--- a/DOCUMENTATION/RESEARCH-PAPER/APA Format Paper Template Google docs.docx
+++ b/DOCUMENTATION/RESEARCH-PAPER/APA Format Paper Template Google docs.docx
@@ -10,7 +10,6 @@
         <w:keepLines w:val="false"/>
         <w:pageBreakBefore w:val="false"/>
         <w:widowControl w:val="false"/>
-        <w:pBdr/>
         <w:shd w:val="clear" w:fill="auto"/>
         <w:spacing w:lineRule="auto" w:line="240" w:before="0" w:after="0"/>
         <w:ind w:hanging="0" w:left="0" w:right="0"/>
@@ -29,181 +28,168 @@
         <w:keepLines w:val="false"/>
         <w:pageBreakBefore w:val="false"/>
         <w:widowControl w:val="false"/>
-        <w:pBdr/>
-        <w:shd w:val="clear" w:fill="auto"/>
-        <w:spacing w:lineRule="auto" w:line="240" w:before="0" w:after="0"/>
-        <w:ind w:hanging="0" w:left="0" w:right="0"/>
-        <w:rPr/>
-      </w:pPr>
-      <w:r>
-        <w:rPr/>
-      </w:r>
-    </w:p>
-    <w:p>
-      <w:pPr>
-        <w:pStyle w:val="normal1"/>
-        <w:widowControl w:val="false"/>
-        <w:pBdr/>
-        <w:shd w:val="clear" w:fill="auto"/>
-        <w:spacing w:lineRule="auto" w:line="240" w:before="0" w:after="0"/>
-        <w:ind w:hanging="0" w:left="0" w:right="0"/>
-        <w:rPr/>
-      </w:pPr>
-      <w:r>
-        <w:rPr/>
-      </w:r>
-    </w:p>
-    <w:p>
-      <w:pPr>
-        <w:pStyle w:val="normal1"/>
-        <w:widowControl w:val="false"/>
-        <w:pBdr/>
-        <w:shd w:val="clear" w:fill="auto"/>
-        <w:spacing w:lineRule="auto" w:line="240" w:before="0" w:after="0"/>
-        <w:ind w:hanging="0" w:left="0" w:right="0"/>
-        <w:rPr/>
-      </w:pPr>
-      <w:r>
-        <w:rPr/>
-      </w:r>
-    </w:p>
-    <w:p>
-      <w:pPr>
-        <w:pStyle w:val="normal1"/>
-        <w:widowControl w:val="false"/>
-        <w:pBdr/>
-        <w:shd w:val="clear" w:fill="auto"/>
-        <w:spacing w:lineRule="auto" w:line="240" w:before="0" w:after="0"/>
-        <w:ind w:hanging="0" w:left="0" w:right="0"/>
-        <w:rPr/>
-      </w:pPr>
-      <w:r>
-        <w:rPr/>
-      </w:r>
-    </w:p>
-    <w:p>
-      <w:pPr>
-        <w:pStyle w:val="normal1"/>
-        <w:widowControl w:val="false"/>
-        <w:pBdr/>
-        <w:shd w:val="clear" w:fill="auto"/>
-        <w:spacing w:lineRule="auto" w:line="240" w:before="0" w:after="0"/>
-        <w:ind w:hanging="0" w:left="0" w:right="0"/>
-        <w:rPr/>
-      </w:pPr>
-      <w:r>
-        <w:rPr/>
-      </w:r>
-    </w:p>
-    <w:p>
-      <w:pPr>
-        <w:pStyle w:val="normal1"/>
-        <w:widowControl w:val="false"/>
-        <w:pBdr/>
-        <w:shd w:val="clear" w:fill="auto"/>
-        <w:spacing w:lineRule="auto" w:line="240" w:before="0" w:after="0"/>
-        <w:ind w:hanging="0" w:left="0" w:right="0"/>
-        <w:rPr/>
-      </w:pPr>
-      <w:r>
-        <w:rPr/>
-      </w:r>
-    </w:p>
-    <w:p>
-      <w:pPr>
-        <w:pStyle w:val="normal1"/>
-        <w:widowControl w:val="false"/>
-        <w:pBdr/>
-        <w:shd w:val="clear" w:fill="auto"/>
-        <w:spacing w:lineRule="auto" w:line="240" w:before="0" w:after="0"/>
-        <w:ind w:hanging="0" w:left="0" w:right="0"/>
-        <w:rPr/>
-      </w:pPr>
-      <w:r>
-        <w:rPr/>
-      </w:r>
-    </w:p>
-    <w:p>
-      <w:pPr>
-        <w:pStyle w:val="normal1"/>
-        <w:widowControl w:val="false"/>
-        <w:pBdr/>
-        <w:shd w:val="clear" w:fill="auto"/>
-        <w:spacing w:lineRule="auto" w:line="240" w:before="0" w:after="0"/>
-        <w:ind w:hanging="0" w:left="0" w:right="0"/>
-        <w:rPr/>
-      </w:pPr>
-      <w:r>
-        <w:rPr/>
-      </w:r>
-    </w:p>
-    <w:p>
-      <w:pPr>
-        <w:pStyle w:val="normal1"/>
-        <w:widowControl w:val="false"/>
-        <w:pBdr/>
-        <w:shd w:val="clear" w:fill="auto"/>
-        <w:spacing w:lineRule="auto" w:line="240" w:before="0" w:after="0"/>
-        <w:ind w:hanging="0" w:left="0" w:right="0"/>
-        <w:rPr/>
-      </w:pPr>
-      <w:r>
-        <w:rPr/>
-      </w:r>
-    </w:p>
-    <w:p>
-      <w:pPr>
-        <w:pStyle w:val="normal1"/>
-        <w:widowControl w:val="false"/>
-        <w:pBdr/>
-        <w:shd w:val="clear" w:fill="auto"/>
-        <w:spacing w:lineRule="auto" w:line="240" w:before="0" w:after="0"/>
-        <w:ind w:hanging="0" w:left="0" w:right="0"/>
-        <w:rPr/>
-      </w:pPr>
-      <w:r>
-        <w:rPr/>
-      </w:r>
-    </w:p>
-    <w:p>
-      <w:pPr>
-        <w:pStyle w:val="normal1"/>
-        <w:widowControl w:val="false"/>
-        <w:pBdr/>
-        <w:shd w:val="clear" w:fill="auto"/>
-        <w:spacing w:lineRule="auto" w:line="240" w:before="0" w:after="0"/>
-        <w:ind w:hanging="0" w:left="0" w:right="0"/>
-        <w:rPr/>
-      </w:pPr>
-      <w:r>
-        <w:rPr/>
-      </w:r>
-    </w:p>
-    <w:p>
-      <w:pPr>
-        <w:pStyle w:val="normal1"/>
-        <w:keepNext w:val="false"/>
-        <w:keepLines w:val="false"/>
-        <w:pageBreakBefore w:val="false"/>
-        <w:widowControl w:val="false"/>
-        <w:pBdr/>
-        <w:shd w:val="clear" w:fill="auto"/>
-        <w:spacing w:lineRule="auto" w:line="240" w:before="0" w:after="0"/>
-        <w:ind w:hanging="0" w:left="0" w:right="0"/>
-        <w:rPr/>
-      </w:pPr>
-      <w:r>
-        <w:rPr/>
-      </w:r>
-    </w:p>
-    <w:p>
-      <w:pPr>
-        <w:pStyle w:val="normal1"/>
-        <w:keepNext w:val="false"/>
-        <w:keepLines w:val="false"/>
-        <w:pageBreakBefore w:val="false"/>
-        <w:widowControl w:val="false"/>
-        <w:pBdr/>
+        <w:shd w:val="clear" w:fill="auto"/>
+        <w:spacing w:lineRule="auto" w:line="240" w:before="0" w:after="0"/>
+        <w:ind w:hanging="0" w:left="0" w:right="0"/>
+        <w:rPr/>
+      </w:pPr>
+      <w:r>
+        <w:rPr/>
+      </w:r>
+    </w:p>
+    <w:p>
+      <w:pPr>
+        <w:pStyle w:val="normal1"/>
+        <w:widowControl w:val="false"/>
+        <w:shd w:val="clear" w:fill="auto"/>
+        <w:spacing w:lineRule="auto" w:line="240" w:before="0" w:after="0"/>
+        <w:ind w:hanging="0" w:left="0" w:right="0"/>
+        <w:rPr/>
+      </w:pPr>
+      <w:r>
+        <w:rPr/>
+      </w:r>
+    </w:p>
+    <w:p>
+      <w:pPr>
+        <w:pStyle w:val="normal1"/>
+        <w:widowControl w:val="false"/>
+        <w:shd w:val="clear" w:fill="auto"/>
+        <w:spacing w:lineRule="auto" w:line="240" w:before="0" w:after="0"/>
+        <w:ind w:hanging="0" w:left="0" w:right="0"/>
+        <w:rPr/>
+      </w:pPr>
+      <w:r>
+        <w:rPr/>
+      </w:r>
+    </w:p>
+    <w:p>
+      <w:pPr>
+        <w:pStyle w:val="normal1"/>
+        <w:widowControl w:val="false"/>
+        <w:shd w:val="clear" w:fill="auto"/>
+        <w:spacing w:lineRule="auto" w:line="240" w:before="0" w:after="0"/>
+        <w:ind w:hanging="0" w:left="0" w:right="0"/>
+        <w:rPr/>
+      </w:pPr>
+      <w:r>
+        <w:rPr/>
+      </w:r>
+    </w:p>
+    <w:p>
+      <w:pPr>
+        <w:pStyle w:val="normal1"/>
+        <w:widowControl w:val="false"/>
+        <w:shd w:val="clear" w:fill="auto"/>
+        <w:spacing w:lineRule="auto" w:line="240" w:before="0" w:after="0"/>
+        <w:ind w:hanging="0" w:left="0" w:right="0"/>
+        <w:rPr/>
+      </w:pPr>
+      <w:r>
+        <w:rPr/>
+      </w:r>
+    </w:p>
+    <w:p>
+      <w:pPr>
+        <w:pStyle w:val="normal1"/>
+        <w:widowControl w:val="false"/>
+        <w:shd w:val="clear" w:fill="auto"/>
+        <w:spacing w:lineRule="auto" w:line="240" w:before="0" w:after="0"/>
+        <w:ind w:hanging="0" w:left="0" w:right="0"/>
+        <w:rPr/>
+      </w:pPr>
+      <w:r>
+        <w:rPr/>
+      </w:r>
+    </w:p>
+    <w:p>
+      <w:pPr>
+        <w:pStyle w:val="normal1"/>
+        <w:widowControl w:val="false"/>
+        <w:shd w:val="clear" w:fill="auto"/>
+        <w:spacing w:lineRule="auto" w:line="240" w:before="0" w:after="0"/>
+        <w:ind w:hanging="0" w:left="0" w:right="0"/>
+        <w:rPr/>
+      </w:pPr>
+      <w:r>
+        <w:rPr/>
+      </w:r>
+    </w:p>
+    <w:p>
+      <w:pPr>
+        <w:pStyle w:val="normal1"/>
+        <w:widowControl w:val="false"/>
+        <w:shd w:val="clear" w:fill="auto"/>
+        <w:spacing w:lineRule="auto" w:line="240" w:before="0" w:after="0"/>
+        <w:ind w:hanging="0" w:left="0" w:right="0"/>
+        <w:rPr/>
+      </w:pPr>
+      <w:r>
+        <w:rPr/>
+      </w:r>
+    </w:p>
+    <w:p>
+      <w:pPr>
+        <w:pStyle w:val="normal1"/>
+        <w:widowControl w:val="false"/>
+        <w:shd w:val="clear" w:fill="auto"/>
+        <w:spacing w:lineRule="auto" w:line="240" w:before="0" w:after="0"/>
+        <w:ind w:hanging="0" w:left="0" w:right="0"/>
+        <w:rPr/>
+      </w:pPr>
+      <w:r>
+        <w:rPr/>
+      </w:r>
+    </w:p>
+    <w:p>
+      <w:pPr>
+        <w:pStyle w:val="normal1"/>
+        <w:widowControl w:val="false"/>
+        <w:shd w:val="clear" w:fill="auto"/>
+        <w:spacing w:lineRule="auto" w:line="240" w:before="0" w:after="0"/>
+        <w:ind w:hanging="0" w:left="0" w:right="0"/>
+        <w:rPr/>
+      </w:pPr>
+      <w:r>
+        <w:rPr/>
+      </w:r>
+    </w:p>
+    <w:p>
+      <w:pPr>
+        <w:pStyle w:val="normal1"/>
+        <w:widowControl w:val="false"/>
+        <w:shd w:val="clear" w:fill="auto"/>
+        <w:spacing w:lineRule="auto" w:line="240" w:before="0" w:after="0"/>
+        <w:ind w:hanging="0" w:left="0" w:right="0"/>
+        <w:rPr/>
+      </w:pPr>
+      <w:r>
+        <w:rPr/>
+      </w:r>
+    </w:p>
+    <w:p>
+      <w:pPr>
+        <w:pStyle w:val="normal1"/>
+        <w:keepNext w:val="false"/>
+        <w:keepLines w:val="false"/>
+        <w:pageBreakBefore w:val="false"/>
+        <w:widowControl w:val="false"/>
+        <w:shd w:val="clear" w:fill="auto"/>
+        <w:spacing w:lineRule="auto" w:line="240" w:before="0" w:after="0"/>
+        <w:ind w:hanging="0" w:left="0" w:right="0"/>
+        <w:rPr/>
+      </w:pPr>
+      <w:r>
+        <w:rPr/>
+      </w:r>
+    </w:p>
+    <w:p>
+      <w:pPr>
+        <w:pStyle w:val="normal1"/>
+        <w:keepNext w:val="false"/>
+        <w:keepLines w:val="false"/>
+        <w:pageBreakBefore w:val="false"/>
+        <w:widowControl w:val="false"/>
         <w:shd w:val="clear" w:fill="auto"/>
         <w:spacing w:lineRule="auto" w:line="240" w:before="0" w:after="0"/>
         <w:ind w:hanging="0" w:left="0" w:right="0"/>
@@ -212,153 +198,146 @@
         </w:rPr>
       </w:pPr>
       <w:r>
-        <w:rPr/>
-      </w:r>
-    </w:p>
-    <w:p>
-      <w:pPr>
-        <w:pStyle w:val="normal1"/>
-        <w:keepNext w:val="false"/>
-        <w:keepLines w:val="false"/>
-        <w:pageBreakBefore w:val="false"/>
-        <w:widowControl w:val="false"/>
-        <w:pBdr/>
-        <w:shd w:val="clear" w:fill="auto"/>
-        <w:spacing w:lineRule="auto" w:line="240" w:before="0" w:after="0"/>
-        <w:ind w:hanging="0" w:left="0" w:right="0"/>
-        <w:rPr/>
-      </w:pPr>
-      <w:r>
-        <w:rPr/>
-      </w:r>
-    </w:p>
-    <w:p>
-      <w:pPr>
-        <w:pStyle w:val="normal1"/>
-        <w:keepNext w:val="false"/>
-        <w:keepLines w:val="false"/>
-        <w:pageBreakBefore w:val="false"/>
-        <w:widowControl w:val="false"/>
-        <w:pBdr/>
-        <w:shd w:val="clear" w:fill="auto"/>
-        <w:spacing w:lineRule="auto" w:line="240" w:before="0" w:after="0"/>
-        <w:ind w:hanging="0" w:left="0" w:right="0"/>
-        <w:rPr/>
-      </w:pPr>
-      <w:r>
-        <w:rPr/>
-      </w:r>
-    </w:p>
-    <w:p>
-      <w:pPr>
-        <w:pStyle w:val="normal1"/>
-        <w:keepNext w:val="false"/>
-        <w:keepLines w:val="false"/>
-        <w:pageBreakBefore w:val="false"/>
-        <w:widowControl w:val="false"/>
-        <w:pBdr/>
-        <w:shd w:val="clear" w:fill="auto"/>
-        <w:spacing w:lineRule="auto" w:line="240" w:before="0" w:after="0"/>
-        <w:ind w:hanging="0" w:left="0" w:right="0"/>
-        <w:rPr/>
-      </w:pPr>
-      <w:r>
-        <w:rPr/>
-      </w:r>
-    </w:p>
-    <w:p>
-      <w:pPr>
-        <w:pStyle w:val="normal1"/>
-        <w:keepNext w:val="false"/>
-        <w:keepLines w:val="false"/>
-        <w:pageBreakBefore w:val="false"/>
-        <w:widowControl w:val="false"/>
-        <w:pBdr/>
-        <w:shd w:val="clear" w:fill="auto"/>
-        <w:spacing w:lineRule="auto" w:line="240" w:before="0" w:after="0"/>
-        <w:ind w:hanging="0" w:left="0" w:right="0"/>
-        <w:rPr/>
-      </w:pPr>
-      <w:r>
-        <w:rPr/>
-      </w:r>
-    </w:p>
-    <w:p>
-      <w:pPr>
-        <w:pStyle w:val="normal1"/>
-        <w:keepNext w:val="false"/>
-        <w:keepLines w:val="false"/>
-        <w:pageBreakBefore w:val="false"/>
-        <w:widowControl w:val="false"/>
-        <w:pBdr/>
-        <w:shd w:val="clear" w:fill="auto"/>
-        <w:spacing w:lineRule="auto" w:line="240" w:before="0" w:after="0"/>
-        <w:ind w:hanging="0" w:left="0" w:right="0"/>
-        <w:rPr/>
-      </w:pPr>
-      <w:r>
-        <w:rPr/>
-      </w:r>
-    </w:p>
-    <w:p>
-      <w:pPr>
-        <w:pStyle w:val="normal1"/>
-        <w:keepNext w:val="false"/>
-        <w:keepLines w:val="false"/>
-        <w:pageBreakBefore w:val="false"/>
-        <w:widowControl w:val="false"/>
-        <w:pBdr/>
-        <w:shd w:val="clear" w:fill="auto"/>
-        <w:spacing w:lineRule="auto" w:line="240" w:before="0" w:after="0"/>
-        <w:ind w:hanging="0" w:left="0" w:right="0"/>
-        <w:rPr/>
-      </w:pPr>
-      <w:r>
-        <w:rPr/>
-      </w:r>
-    </w:p>
-    <w:p>
-      <w:pPr>
-        <w:pStyle w:val="normal1"/>
-        <w:keepNext w:val="false"/>
-        <w:keepLines w:val="false"/>
-        <w:pageBreakBefore w:val="false"/>
-        <w:widowControl w:val="false"/>
-        <w:pBdr/>
-        <w:shd w:val="clear" w:fill="auto"/>
-        <w:spacing w:lineRule="auto" w:line="240" w:before="0" w:after="0"/>
-        <w:ind w:hanging="0" w:left="0" w:right="0"/>
-        <w:rPr/>
-      </w:pPr>
-      <w:r>
-        <w:rPr/>
-      </w:r>
-    </w:p>
-    <w:p>
-      <w:pPr>
-        <w:pStyle w:val="normal1"/>
-        <w:keepNext w:val="false"/>
-        <w:keepLines w:val="false"/>
-        <w:pageBreakBefore w:val="false"/>
-        <w:widowControl w:val="false"/>
-        <w:pBdr/>
-        <w:shd w:val="clear" w:fill="auto"/>
-        <w:spacing w:lineRule="auto" w:line="240" w:before="0" w:after="0"/>
-        <w:ind w:hanging="0" w:left="0" w:right="0"/>
-        <w:rPr/>
-      </w:pPr>
-      <w:r>
-        <w:rPr/>
-      </w:r>
-    </w:p>
-    <w:p>
-      <w:pPr>
-        <w:pStyle w:val="normal1"/>
-        <w:keepNext w:val="false"/>
-        <w:keepLines w:val="false"/>
-        <w:pageBreakBefore w:val="false"/>
-        <w:widowControl w:val="false"/>
-        <w:pBdr/>
+        <w:rPr>
+          <w:color w:val="FF0000"/>
+        </w:rPr>
+      </w:r>
+    </w:p>
+    <w:p>
+      <w:pPr>
+        <w:pStyle w:val="normal1"/>
+        <w:keepNext w:val="false"/>
+        <w:keepLines w:val="false"/>
+        <w:pageBreakBefore w:val="false"/>
+        <w:widowControl w:val="false"/>
+        <w:shd w:val="clear" w:fill="auto"/>
+        <w:spacing w:lineRule="auto" w:line="240" w:before="0" w:after="0"/>
+        <w:ind w:hanging="0" w:left="0" w:right="0"/>
+        <w:rPr/>
+      </w:pPr>
+      <w:r>
+        <w:rPr/>
+      </w:r>
+    </w:p>
+    <w:p>
+      <w:pPr>
+        <w:pStyle w:val="normal1"/>
+        <w:keepNext w:val="false"/>
+        <w:keepLines w:val="false"/>
+        <w:pageBreakBefore w:val="false"/>
+        <w:widowControl w:val="false"/>
+        <w:shd w:val="clear" w:fill="auto"/>
+        <w:spacing w:lineRule="auto" w:line="240" w:before="0" w:after="0"/>
+        <w:ind w:hanging="0" w:left="0" w:right="0"/>
+        <w:rPr/>
+      </w:pPr>
+      <w:r>
+        <w:rPr/>
+      </w:r>
+    </w:p>
+    <w:p>
+      <w:pPr>
+        <w:pStyle w:val="normal1"/>
+        <w:keepNext w:val="false"/>
+        <w:keepLines w:val="false"/>
+        <w:pageBreakBefore w:val="false"/>
+        <w:widowControl w:val="false"/>
+        <w:shd w:val="clear" w:fill="auto"/>
+        <w:spacing w:lineRule="auto" w:line="240" w:before="0" w:after="0"/>
+        <w:ind w:hanging="0" w:left="0" w:right="0"/>
+        <w:rPr/>
+      </w:pPr>
+      <w:r>
+        <w:rPr/>
+      </w:r>
+    </w:p>
+    <w:p>
+      <w:pPr>
+        <w:pStyle w:val="normal1"/>
+        <w:keepNext w:val="false"/>
+        <w:keepLines w:val="false"/>
+        <w:pageBreakBefore w:val="false"/>
+        <w:widowControl w:val="false"/>
+        <w:shd w:val="clear" w:fill="auto"/>
+        <w:spacing w:lineRule="auto" w:line="240" w:before="0" w:after="0"/>
+        <w:ind w:hanging="0" w:left="0" w:right="0"/>
+        <w:rPr/>
+      </w:pPr>
+      <w:r>
+        <w:rPr/>
+      </w:r>
+    </w:p>
+    <w:p>
+      <w:pPr>
+        <w:pStyle w:val="normal1"/>
+        <w:keepNext w:val="false"/>
+        <w:keepLines w:val="false"/>
+        <w:pageBreakBefore w:val="false"/>
+        <w:widowControl w:val="false"/>
+        <w:shd w:val="clear" w:fill="auto"/>
+        <w:spacing w:lineRule="auto" w:line="240" w:before="0" w:after="0"/>
+        <w:ind w:hanging="0" w:left="0" w:right="0"/>
+        <w:rPr/>
+      </w:pPr>
+      <w:r>
+        <w:rPr/>
+      </w:r>
+    </w:p>
+    <w:p>
+      <w:pPr>
+        <w:pStyle w:val="normal1"/>
+        <w:keepNext w:val="false"/>
+        <w:keepLines w:val="false"/>
+        <w:pageBreakBefore w:val="false"/>
+        <w:widowControl w:val="false"/>
+        <w:shd w:val="clear" w:fill="auto"/>
+        <w:spacing w:lineRule="auto" w:line="240" w:before="0" w:after="0"/>
+        <w:ind w:hanging="0" w:left="0" w:right="0"/>
+        <w:rPr/>
+      </w:pPr>
+      <w:r>
+        <w:rPr/>
+      </w:r>
+    </w:p>
+    <w:p>
+      <w:pPr>
+        <w:pStyle w:val="normal1"/>
+        <w:keepNext w:val="false"/>
+        <w:keepLines w:val="false"/>
+        <w:pageBreakBefore w:val="false"/>
+        <w:widowControl w:val="false"/>
+        <w:shd w:val="clear" w:fill="auto"/>
+        <w:spacing w:lineRule="auto" w:line="240" w:before="0" w:after="0"/>
+        <w:ind w:hanging="0" w:left="0" w:right="0"/>
+        <w:rPr/>
+      </w:pPr>
+      <w:r>
+        <w:rPr/>
+      </w:r>
+    </w:p>
+    <w:p>
+      <w:pPr>
+        <w:pStyle w:val="normal1"/>
+        <w:keepNext w:val="false"/>
+        <w:keepLines w:val="false"/>
+        <w:pageBreakBefore w:val="false"/>
+        <w:widowControl w:val="false"/>
+        <w:shd w:val="clear" w:fill="auto"/>
+        <w:spacing w:lineRule="auto" w:line="240" w:before="0" w:after="0"/>
+        <w:ind w:hanging="0" w:left="0" w:right="0"/>
+        <w:rPr/>
+      </w:pPr>
+      <w:r>
+        <w:rPr/>
+      </w:r>
+    </w:p>
+    <w:p>
+      <w:pPr>
+        <w:pStyle w:val="normal1"/>
+        <w:keepNext w:val="false"/>
+        <w:keepLines w:val="false"/>
+        <w:pageBreakBefore w:val="false"/>
+        <w:widowControl w:val="false"/>
         <w:shd w:val="clear" w:fill="auto"/>
         <w:spacing w:lineRule="auto" w:line="240" w:before="0" w:after="0"/>
         <w:ind w:hanging="0" w:left="0" w:right="0"/>
@@ -377,7 +356,6 @@
         <w:keepLines w:val="false"/>
         <w:pageBreakBefore w:val="false"/>
         <w:widowControl w:val="false"/>
-        <w:pBdr/>
         <w:shd w:val="clear" w:fill="auto"/>
         <w:spacing w:lineRule="auto" w:line="240" w:before="0" w:after="0"/>
         <w:ind w:hanging="0" w:left="0" w:right="0"/>
@@ -396,7 +374,6 @@
         <w:keepLines w:val="false"/>
         <w:pageBreakBefore w:val="false"/>
         <w:widowControl w:val="false"/>
-        <w:pBdr/>
         <w:shd w:val="clear" w:fill="auto"/>
         <w:spacing w:lineRule="auto" w:line="240" w:before="0" w:after="0"/>
         <w:ind w:hanging="0" w:left="0" w:right="0"/>
@@ -415,7 +392,6 @@
         <w:keepLines w:val="false"/>
         <w:pageBreakBefore w:val="false"/>
         <w:widowControl w:val="false"/>
-        <w:pBdr/>
         <w:shd w:val="clear" w:fill="auto"/>
         <w:spacing w:lineRule="auto" w:line="240" w:before="0" w:after="0"/>
         <w:ind w:hanging="0" w:left="0" w:right="0"/>
@@ -433,7 +409,6 @@
         <w:keepLines w:val="false"/>
         <w:pageBreakBefore w:val="false"/>
         <w:widowControl w:val="false"/>
-        <w:pBdr/>
         <w:shd w:val="clear" w:fill="auto"/>
         <w:spacing w:lineRule="auto" w:line="240" w:before="0" w:after="0"/>
         <w:ind w:hanging="0" w:left="0" w:right="0"/>
@@ -451,7 +426,6 @@
         <w:keepLines w:val="false"/>
         <w:pageBreakBefore w:val="false"/>
         <w:widowControl w:val="false"/>
-        <w:pBdr/>
         <w:shd w:val="clear" w:fill="auto"/>
         <w:spacing w:lineRule="auto" w:line="240" w:before="0" w:after="0"/>
         <w:ind w:hanging="0" w:left="0" w:right="0"/>
@@ -469,7 +443,6 @@
         <w:keepLines w:val="false"/>
         <w:pageBreakBefore w:val="false"/>
         <w:widowControl w:val="false"/>
-        <w:pBdr/>
         <w:shd w:val="clear" w:fill="auto"/>
         <w:spacing w:lineRule="auto" w:line="240" w:before="0" w:after="0"/>
         <w:ind w:hanging="0" w:left="0" w:right="0"/>
@@ -487,7 +460,6 @@
         <w:keepLines w:val="false"/>
         <w:pageBreakBefore w:val="false"/>
         <w:widowControl w:val="false"/>
-        <w:pBdr/>
         <w:shd w:val="clear" w:fill="auto"/>
         <w:spacing w:lineRule="auto" w:line="240" w:before="0" w:after="0"/>
         <w:ind w:hanging="0" w:left="0" w:right="0"/>
@@ -507,7 +479,6 @@
         <w:keepNext w:val="false"/>
         <w:keepLines w:val="false"/>
         <w:widowControl w:val="false"/>
-        <w:pBdr/>
         <w:shd w:val="clear" w:fill="auto"/>
         <w:spacing w:lineRule="auto" w:line="240" w:before="0" w:after="0"/>
         <w:ind w:hanging="0" w:left="0" w:right="0"/>
@@ -526,7 +497,6 @@
         <w:keepLines w:val="false"/>
         <w:pageBreakBefore w:val="false"/>
         <w:widowControl w:val="false"/>
-        <w:pBdr/>
         <w:shd w:val="clear" w:fill="auto"/>
         <w:spacing w:lineRule="auto" w:line="240" w:before="0" w:after="0"/>
         <w:ind w:hanging="0" w:left="0" w:right="0"/>
@@ -545,67 +515,62 @@
         <w:keepLines w:val="false"/>
         <w:pageBreakBefore w:val="false"/>
         <w:widowControl w:val="false"/>
-        <w:pBdr/>
-        <w:shd w:val="clear" w:fill="auto"/>
-        <w:spacing w:lineRule="auto" w:line="240" w:before="0" w:after="0"/>
-        <w:ind w:hanging="0" w:left="0" w:right="0"/>
-        <w:rPr/>
-      </w:pPr>
-      <w:r>
-        <w:rPr/>
-      </w:r>
-    </w:p>
-    <w:p>
-      <w:pPr>
-        <w:pStyle w:val="normal1"/>
-        <w:keepNext w:val="false"/>
-        <w:keepLines w:val="false"/>
-        <w:pageBreakBefore w:val="false"/>
-        <w:widowControl w:val="false"/>
-        <w:pBdr/>
-        <w:shd w:val="clear" w:fill="auto"/>
-        <w:spacing w:lineRule="auto" w:line="240" w:before="0" w:after="0"/>
-        <w:ind w:hanging="0" w:left="0" w:right="0"/>
-        <w:rPr/>
-      </w:pPr>
-      <w:r>
-        <w:rPr/>
-        <w:t>The Automotive Diagnostic and Activity Monitoring system help owners to know about their 4 wheeler vehicle engine health and also offers blackbox for forensic purposes. The ADAM system is a collections of various modules such as GLOBAL POSITIONING SYSTEM (GPS), GYROSCOPE &amp; ACCELEROMETER (MPU6050), VIBRATION SENSOR (SW-420) along with this it monitors ELECTRONIC CONTROLLER UNIT (ECU) using communication interface called ON-Board Diagnostic (OBD) port.This adam system collects and monitors all the sensor data and store it securely in sd card. The collected data is stored in postgres database and accessed by machine learning models 1.Engine Health Monitoring 2. Fuel Economy 3. Driver Behaviour 4. Predictive Maintaenance . All this models result is reflected on a dedicated mobile application which visualise in terms of graph and charts along with this we implemented an interactive chatbot that helps find user queries and provides neccessary actions to performs.</w:t>
-      </w:r>
-    </w:p>
-    <w:p>
-      <w:pPr>
-        <w:pStyle w:val="normal1"/>
-        <w:widowControl w:val="false"/>
-        <w:pBdr/>
-        <w:shd w:val="clear" w:fill="auto"/>
-        <w:spacing w:lineRule="auto" w:line="240" w:before="0" w:after="0"/>
-        <w:ind w:hanging="0" w:left="0" w:right="0"/>
-        <w:rPr/>
-      </w:pPr>
-      <w:r>
-        <w:rPr/>
-      </w:r>
-    </w:p>
-    <w:p>
-      <w:pPr>
-        <w:pStyle w:val="normal1"/>
-        <w:widowControl w:val="false"/>
-        <w:pBdr/>
-        <w:shd w:val="clear" w:fill="auto"/>
-        <w:spacing w:lineRule="auto" w:line="240" w:before="0" w:after="0"/>
-        <w:ind w:hanging="0" w:left="0" w:right="0"/>
-        <w:rPr/>
-      </w:pPr>
-      <w:r>
-        <w:rPr/>
-      </w:r>
-    </w:p>
-    <w:p>
-      <w:pPr>
-        <w:pStyle w:val="normal1"/>
-        <w:widowControl w:val="false"/>
-        <w:pBdr/>
+        <w:shd w:val="clear" w:fill="auto"/>
+        <w:spacing w:lineRule="auto" w:line="240" w:before="0" w:after="0"/>
+        <w:ind w:hanging="0" w:left="0" w:right="0"/>
+        <w:rPr/>
+      </w:pPr>
+      <w:r>
+        <w:rPr/>
+      </w:r>
+    </w:p>
+    <w:p>
+      <w:pPr>
+        <w:pStyle w:val="normal1"/>
+        <w:keepNext w:val="false"/>
+        <w:keepLines w:val="false"/>
+        <w:pageBreakBefore w:val="false"/>
+        <w:widowControl w:val="false"/>
+        <w:shd w:val="clear" w:fill="auto"/>
+        <w:spacing w:lineRule="auto" w:line="240" w:before="0" w:after="0"/>
+        <w:ind w:hanging="0" w:left="0" w:right="0"/>
+        <w:rPr/>
+      </w:pPr>
+      <w:r>
+        <w:rPr/>
+        <w:t>The Automotive Diagnostic and Activity Monitoring system help owners to know about their LMV vehicle engine health and also offers blackbox for forensic purposes. The ADAM system is a collections of various modules such as GLOBAL POSITIONING SYSTEM (GPS), GYROSCOPE &amp; ACCELEROMETER (MPU6050), VIBRATION SENSOR (SW-420) along with this it monitors ELECTRONIC CONTROLLER UNIT (ECU) using communication interface called ON-Board Diagnostic (OBD) port.This adam system collects and monitors all the sensor data and store it securely in sd card. The collected data is stored in postgres database and accessed by machine learning models 1.Engine Health Monitoring 2. Fuel Economy 3. Driver Behaviour 4. Predictive Maintaenance . All this models result is reflected on a dedicated mobile application which visualise in terms of graph and charts along with this we implemented an interactive chatbot that helps find user queries and provides neccessary actions to performs.</w:t>
+      </w:r>
+    </w:p>
+    <w:p>
+      <w:pPr>
+        <w:pStyle w:val="normal1"/>
+        <w:widowControl w:val="false"/>
+        <w:shd w:val="clear" w:fill="auto"/>
+        <w:spacing w:lineRule="auto" w:line="240" w:before="0" w:after="0"/>
+        <w:ind w:hanging="0" w:left="0" w:right="0"/>
+        <w:rPr/>
+      </w:pPr>
+      <w:r>
+        <w:rPr/>
+      </w:r>
+    </w:p>
+    <w:p>
+      <w:pPr>
+        <w:pStyle w:val="normal1"/>
+        <w:widowControl w:val="false"/>
+        <w:shd w:val="clear" w:fill="auto"/>
+        <w:spacing w:lineRule="auto" w:line="240" w:before="0" w:after="0"/>
+        <w:ind w:hanging="0" w:left="0" w:right="0"/>
+        <w:rPr/>
+      </w:pPr>
+      <w:r>
+        <w:rPr/>
+      </w:r>
+    </w:p>
+    <w:p>
+      <w:pPr>
+        <w:pStyle w:val="normal1"/>
+        <w:widowControl w:val="false"/>
         <w:shd w:val="clear" w:fill="auto"/>
         <w:spacing w:lineRule="auto" w:line="240" w:before="0" w:after="0"/>
         <w:ind w:hanging="0" w:left="0" w:right="0"/>
@@ -620,7 +585,6 @@
       <w:pPr>
         <w:pStyle w:val="normal1"/>
         <w:widowControl w:val="false"/>
-        <w:pBdr/>
         <w:shd w:val="clear" w:fill="auto"/>
         <w:spacing w:lineRule="auto" w:line="240" w:before="0" w:after="0"/>
         <w:ind w:hanging="0" w:left="0" w:right="0"/>
@@ -633,54 +597,7 @@
       <w:r>
         <w:rPr/>
         <w:tab/>
-      </w:r>
-      <w:r>
-        <w:rPr/>
-        <w:t>R</w:t>
-      </w:r>
-      <w:r>
-        <w:rPr/>
-        <w:t xml:space="preserve">aspberry </w:t>
-      </w:r>
-      <w:r>
-        <w:rPr/>
-        <w:t>Pi</w:t>
-      </w:r>
-      <w:r>
-        <w:rPr/>
-        <w:t xml:space="preserve">, </w:t>
-      </w:r>
-      <w:r>
-        <w:rPr/>
-        <w:t>V</w:t>
-      </w:r>
-      <w:r>
-        <w:rPr/>
-        <w:t xml:space="preserve">ehicle </w:t>
-      </w:r>
-      <w:r>
-        <w:rPr/>
-        <w:t>S</w:t>
-      </w:r>
-      <w:r>
-        <w:rPr/>
-        <w:t>afety,</w:t>
-      </w:r>
-      <w:r>
-        <w:rPr/>
-        <w:t>M</w:t>
-      </w:r>
-      <w:r>
-        <w:rPr/>
-        <w:t xml:space="preserve">achine </w:t>
-      </w:r>
-      <w:r>
-        <w:rPr/>
-        <w:t>L</w:t>
-      </w:r>
-      <w:r>
-        <w:rPr/>
-        <w:t>earning</w:t>
+        <w:t>Raspberry Pi, Vehicle Safety,Machine Learning</w:t>
       </w:r>
       <w:r>
         <w:br w:type="page"/>
@@ -692,7 +609,6 @@
         <w:keepNext w:val="false"/>
         <w:keepLines w:val="false"/>
         <w:widowControl w:val="false"/>
-        <w:pBdr/>
         <w:shd w:val="clear" w:fill="auto"/>
         <w:spacing w:lineRule="auto" w:line="240" w:before="0" w:after="0"/>
         <w:ind w:hanging="0" w:left="0" w:right="0"/>
@@ -711,7 +627,6 @@
         <w:keepLines w:val="false"/>
         <w:pageBreakBefore w:val="false"/>
         <w:widowControl w:val="false"/>
-        <w:pBdr/>
         <w:shd w:val="clear" w:fill="auto"/>
         <w:spacing w:lineRule="auto" w:line="240" w:before="0" w:after="0"/>
         <w:ind w:firstLine="360" w:left="0" w:right="0"/>
@@ -727,7 +642,6 @@
       <w:pPr>
         <w:pStyle w:val="normal1"/>
         <w:widowControl w:val="false"/>
-        <w:pBdr/>
         <w:shd w:val="clear" w:fill="auto"/>
         <w:spacing w:lineRule="auto" w:line="240" w:before="0" w:after="0"/>
         <w:ind w:firstLine="360" w:left="0" w:right="0"/>
@@ -742,7 +656,6 @@
       <w:pPr>
         <w:pStyle w:val="BodyText"/>
         <w:widowControl w:val="false"/>
-        <w:pBdr/>
         <w:shd w:val="clear" w:fill="auto"/>
         <w:spacing w:lineRule="auto" w:line="240" w:before="0" w:after="0"/>
         <w:ind w:firstLine="360" w:left="0" w:right="0"/>
@@ -762,7 +675,6 @@
       <w:pPr>
         <w:pStyle w:val="BodyText"/>
         <w:widowControl w:val="false"/>
-        <w:pBdr/>
         <w:shd w:val="clear" w:fill="auto"/>
         <w:spacing w:lineRule="auto" w:line="240" w:before="0" w:after="0"/>
         <w:ind w:firstLine="360" w:left="0" w:right="0"/>
@@ -782,119 +694,13 @@
           <w:i w:val="false"/>
           <w:iCs w:val="false"/>
         </w:rPr>
-        <w:t xml:space="preserve">Over the last couple of years, vehicle monitoring has been a necessary measure to make vehicles and drivers safe, cut down on emissions to tackle climate change , and provide optimal performance. The </w:t>
-      </w:r>
-      <w:r>
-        <w:rPr>
-          <w:i w:val="false"/>
-          <w:iCs w:val="false"/>
-        </w:rPr>
-        <w:t>significance</w:t>
-      </w:r>
-      <w:r>
-        <w:rPr>
-          <w:i w:val="false"/>
-          <w:iCs w:val="false"/>
-        </w:rPr>
-        <w:t xml:space="preserve"> of </w:t>
-      </w:r>
-      <w:r>
-        <w:rPr>
-          <w:i w:val="false"/>
-          <w:iCs w:val="false"/>
-        </w:rPr>
-        <w:t>protecting</w:t>
-      </w:r>
-      <w:r>
-        <w:rPr>
-          <w:i w:val="false"/>
-          <w:iCs w:val="false"/>
-        </w:rPr>
-        <w:t xml:space="preserve"> human life and the necessity to obtain genuine information at the time of accidents for forensic analysis reinforce the importance of efficient monitoring systems. To serve this purpose, we created a vehicle monitoring </w:t>
-      </w:r>
-      <w:r>
-        <w:rPr>
-          <w:i w:val="false"/>
-          <w:iCs w:val="false"/>
-        </w:rPr>
-        <w:t>logger on the basis</w:t>
-      </w:r>
-      <w:r>
-        <w:rPr>
-          <w:i w:val="false"/>
-          <w:iCs w:val="false"/>
-        </w:rPr>
-        <w:t xml:space="preserve"> of On-Board Diagnostics (OBD-II) </w:t>
-      </w:r>
-      <w:r>
-        <w:rPr>
-          <w:i w:val="false"/>
-          <w:iCs w:val="false"/>
-        </w:rPr>
-        <w:t>port</w:t>
-      </w:r>
-      <w:r>
-        <w:rPr>
-          <w:i w:val="false"/>
-          <w:iCs w:val="false"/>
-        </w:rPr>
-        <w:t>. The OBD-II port is a 16-pin standardized connector found in every contemporary vehicle,</w:t>
-      </w:r>
-      <w:r>
-        <w:rPr>
-          <w:i w:val="false"/>
-          <w:iCs w:val="false"/>
-        </w:rPr>
-        <w:t>developed in United States Of America in 1996, by the</w:t>
-      </w:r>
-      <w:r>
-        <w:rPr>
-          <w:i w:val="false"/>
-          <w:iCs w:val="false"/>
-        </w:rPr>
-        <w:t xml:space="preserve">  Society of Automotive Engineers (SAE). </w:t>
-      </w:r>
-      <w:r>
-        <w:rPr>
-          <w:i w:val="false"/>
-          <w:iCs w:val="false"/>
-        </w:rPr>
-        <w:t xml:space="preserve">It was imposed to enable regulation  of vehicle emission so to ensure Envirmental Protection Agency(EPA) standards are met. </w:t>
-      </w:r>
-      <w:r>
-        <w:rPr>
-          <w:i w:val="false"/>
-          <w:iCs w:val="false"/>
-        </w:rPr>
-        <w:t xml:space="preserve">It is a diagnostic port used to monitor real-time readings of vehicle sensors and the Diagnostic Trouble Codes (DTCs) from the Electronic Control Unit (ECU), </w:t>
-      </w:r>
-      <w:r>
-        <w:rPr>
-          <w:i w:val="false"/>
-          <w:iCs w:val="false"/>
-        </w:rPr>
-        <w:t>making it a valueable resource for monitorig vehicle performance</w:t>
-      </w:r>
-      <w:r>
-        <w:rPr>
-          <w:i w:val="false"/>
-          <w:iCs w:val="false"/>
-        </w:rPr>
-        <w:t>.</w:t>
-      </w:r>
-      <w:r>
-        <w:rPr>
-          <w:i w:val="false"/>
-          <w:iCs w:val="false"/>
-        </w:rPr>
-        <w:t>Ecu is a the main controller of the vechicle where all controls and actions are done.</w:t>
-      </w:r>
-    </w:p>
-    <w:p>
-      <w:pPr>
-        <w:pStyle w:val="BodyText"/>
-        <w:widowControl w:val="false"/>
-        <w:pBdr/>
+        <w:t>Over the last couple of years, vehicle monitoring has been a necessary measure to make vehicles and drivers safety, cut down on emissions to tackle climate change , and provide optimal performance. The significance of protecting human life and the necessity to obtain genuine information at the time of accidents for forensic analysis reinforce the importance of efficient monitoring systems. To serve this purpose, we created a vehicle monitoring logger on the basis of On-Board Diagnostics (OBD-II) port. The OBD-II port is a 16-pin standardized connector found in every contemporary vehicle,developed in United States Of America in 1996, by the  Society of Automotive Engineers (SAE). It was imposed to enable regulation  of vehicle emission so to ensure Enviromental Protection Agency(EPA) standards are met. It is a diagnostic port used to monitor real-time readings of vehicle sensors and the Diagnostic Trouble Codes (DTCs) from the Electronic Control Unit (ECU), making it a valueable resource for monitorig vehicle performance. Ecu is a the main controller of the vechicle where all controls and actions are done.</w:t>
+      </w:r>
+    </w:p>
+    <w:p>
+      <w:pPr>
+        <w:pStyle w:val="BodyText"/>
+        <w:widowControl w:val="false"/>
         <w:shd w:val="clear" w:fill="auto"/>
         <w:spacing w:lineRule="auto" w:line="240" w:before="0" w:after="0"/>
         <w:ind w:firstLine="360" w:left="0" w:right="0"/>
@@ -915,7 +721,6 @@
       <w:pPr>
         <w:pStyle w:val="BodyText"/>
         <w:widowControl w:val="false"/>
-        <w:pBdr/>
         <w:shd w:val="clear" w:fill="auto"/>
         <w:spacing w:lineRule="auto" w:line="240" w:before="0" w:after="0"/>
         <w:ind w:hanging="0" w:left="0" w:right="0"/>
@@ -930,28 +735,13 @@
           <w:i w:val="false"/>
           <w:iCs w:val="false"/>
         </w:rPr>
-        <w:t xml:space="preserve">OBD II port supports communication protocols such as ISO15765-4 (CAN-BUS), ISO14230-4 (KWP2000), ISO9141-2, SAE J1850 VPW, and SAE J1850 PWM.  This study is centered on the ISO 15765-4 (CAN-BUS) protocol that has been required on vehicle manufactured from </w:t>
-      </w:r>
-      <w:r>
-        <w:rPr>
-          <w:i w:val="false"/>
-          <w:iCs w:val="false"/>
-        </w:rPr>
-        <w:t>1996</w:t>
-      </w:r>
-      <w:r>
-        <w:rPr>
-          <w:i w:val="false"/>
-          <w:iCs w:val="false"/>
-        </w:rPr>
-        <w:t>.</w:t>
-      </w:r>
-    </w:p>
-    <w:p>
-      <w:pPr>
-        <w:pStyle w:val="BodyText"/>
-        <w:widowControl w:val="false"/>
-        <w:pBdr/>
+        <w:t>OBD II port supports communication protocols such as ISO15765-4 (CAN-BUS), ISO14230-4 (KWP2000), ISO9141-2, SAE J1850 VPW, and SAE J1850 PWM.  This study is centered on the ISO 15765-4 (CAN-BUS) protocol that has been required on vehicle manufactured from 1996.</w:t>
+      </w:r>
+    </w:p>
+    <w:p>
+      <w:pPr>
+        <w:pStyle w:val="BodyText"/>
+        <w:widowControl w:val="false"/>
         <w:shd w:val="clear" w:fill="auto"/>
         <w:spacing w:lineRule="auto" w:line="240" w:before="0" w:after="0"/>
         <w:ind w:hanging="0" w:left="0" w:right="0"/>
@@ -973,7 +763,6 @@
       <w:pPr>
         <w:pStyle w:val="BodyText"/>
         <w:widowControl w:val="false"/>
-        <w:pBdr/>
         <w:shd w:val="clear" w:fill="auto"/>
         <w:spacing w:lineRule="auto" w:line="240" w:before="0" w:after="0"/>
         <w:ind w:hanging="0" w:left="0" w:right="0"/>
@@ -994,7 +783,6 @@
       <w:pPr>
         <w:pStyle w:val="BodyText"/>
         <w:widowControl w:val="false"/>
-        <w:pBdr/>
         <w:shd w:val="clear" w:fill="auto"/>
         <w:spacing w:lineRule="auto" w:line="240" w:before="0" w:after="0"/>
         <w:ind w:hanging="0" w:left="0" w:right="0"/>
@@ -1018,7 +806,6 @@
         <w:keepLines w:val="false"/>
         <w:pageBreakBefore w:val="false"/>
         <w:widowControl w:val="false"/>
-        <w:pBdr/>
         <w:shd w:val="clear" w:fill="auto"/>
         <w:spacing w:lineRule="auto" w:line="240" w:before="0" w:after="0"/>
         <w:ind w:firstLine="360" w:left="0" w:right="0"/>
@@ -1038,7 +825,6 @@
       <w:pPr>
         <w:pStyle w:val="BodyText"/>
         <w:widowControl w:val="false"/>
-        <w:pBdr/>
         <w:shd w:val="clear" w:fill="auto"/>
         <w:spacing w:lineRule="auto" w:line="240" w:before="0" w:after="0"/>
         <w:ind w:firstLine="360" w:left="0" w:right="0"/>
@@ -1058,7 +844,6 @@
       <w:pPr>
         <w:pStyle w:val="normal1"/>
         <w:widowControl w:val="false"/>
-        <w:pBdr/>
         <w:shd w:val="clear" w:fill="auto"/>
         <w:spacing w:lineRule="auto" w:line="240" w:before="0" w:after="0"/>
         <w:ind w:firstLine="360" w:left="0" w:right="0"/>
@@ -1068,14 +853,15 @@
         </w:rPr>
       </w:pPr>
       <w:r>
-        <w:rPr/>
-      </w:r>
-    </w:p>
-    <w:p>
-      <w:pPr>
-        <w:pStyle w:val="BodyText"/>
-        <w:widowControl w:val="false"/>
-        <w:pBdr/>
+        <w:rPr>
+          <w:i/>
+        </w:rPr>
+      </w:r>
+    </w:p>
+    <w:p>
+      <w:pPr>
+        <w:pStyle w:val="BodyText"/>
+        <w:widowControl w:val="false"/>
         <w:shd w:val="clear" w:fill="auto"/>
         <w:spacing w:lineRule="auto" w:line="240" w:before="0" w:after="0"/>
         <w:ind w:firstLine="360" w:left="0" w:right="0"/>
@@ -1095,7 +881,6 @@
       <w:pPr>
         <w:pStyle w:val="normal1"/>
         <w:widowControl w:val="false"/>
-        <w:pBdr/>
         <w:shd w:val="clear" w:fill="auto"/>
         <w:spacing w:lineRule="auto" w:line="240" w:before="0" w:after="0"/>
         <w:ind w:firstLine="360" w:left="0" w:right="0"/>
@@ -1113,28 +898,13 @@
           <w:i w:val="false"/>
           <w:iCs w:val="false"/>
         </w:rPr>
-        <w:t>we found out that every car after 2010 uses obd II diagnostic port used by the services centers, so we made a logging device using raspberry pi, some other sensors like gps,gyro and vibration sensor and send collects it using python script which then stores it local and sends the data to remote server for diagnostic.</w:t>
-      </w:r>
-      <w:r>
-        <w:rPr>
-          <w:i w:val="false"/>
-          <w:iCs w:val="false"/>
-        </w:rPr>
-        <w:t xml:space="preserve">so about diagnostic part we use machine learning algorithm to make a diagnostic report and providing driver behaviour,engine health and dtc </w:t>
-      </w:r>
-      <w:r>
-        <w:rPr>
-          <w:i w:val="false"/>
-          <w:iCs w:val="false"/>
-        </w:rPr>
-        <w:t xml:space="preserve"> </w:t>
-      </w:r>
-    </w:p>
-    <w:p>
-      <w:pPr>
-        <w:pStyle w:val="BodyText"/>
-        <w:widowControl w:val="false"/>
-        <w:pBdr/>
+        <w:t xml:space="preserve">we found out that every car after 2010 uses obd II diagnostic port used by the services centers, so we made a logging device using raspberry pi, some other sensors like gps,gyro and vibration sensor and send collects it using python script which then stores it local and sends the data to remote server for diagnostic.so about diagnostic part we use machine learning algorithm to make a diagnostic report and providing driver behaviour,engine health and dtc  </w:t>
+      </w:r>
+    </w:p>
+    <w:p>
+      <w:pPr>
+        <w:pStyle w:val="BodyText"/>
+        <w:widowControl w:val="false"/>
         <w:shd w:val="clear" w:fill="auto"/>
         <w:spacing w:lineRule="auto" w:line="240" w:before="0" w:after="0"/>
         <w:ind w:firstLine="360" w:left="0" w:right="0"/>
@@ -1154,7 +924,6 @@
       <w:pPr>
         <w:pStyle w:val="BodyText"/>
         <w:widowControl w:val="false"/>
-        <w:pBdr/>
         <w:shd w:val="clear" w:fill="auto"/>
         <w:spacing w:lineRule="auto" w:line="240" w:before="0" w:after="0"/>
         <w:ind w:firstLine="360" w:left="0" w:right="0"/>
@@ -1164,14 +933,15 @@
         </w:rPr>
       </w:pPr>
       <w:r>
-        <w:rPr/>
-      </w:r>
-    </w:p>
-    <w:p>
-      <w:pPr>
-        <w:pStyle w:val="BodyText"/>
-        <w:widowControl w:val="false"/>
-        <w:pBdr/>
+        <w:rPr>
+          <w:i/>
+        </w:rPr>
+      </w:r>
+    </w:p>
+    <w:p>
+      <w:pPr>
+        <w:pStyle w:val="BodyText"/>
+        <w:widowControl w:val="false"/>
         <w:shd w:val="clear" w:fill="auto"/>
         <w:spacing w:lineRule="auto" w:line="240" w:before="0" w:after="0"/>
         <w:ind w:firstLine="360" w:left="0" w:right="0"/>
@@ -1191,7 +961,6 @@
       <w:pPr>
         <w:pStyle w:val="normal1"/>
         <w:widowControl w:val="false"/>
-        <w:pBdr/>
         <w:shd w:val="clear" w:fill="auto"/>
         <w:spacing w:lineRule="auto" w:line="240" w:before="0" w:after="0"/>
         <w:ind w:firstLine="360" w:left="0" w:right="0"/>
@@ -1201,17 +970,18 @@
         </w:rPr>
       </w:pPr>
       <w:r>
-        <w:rPr/>
-      </w:r>
-    </w:p>
-    <w:p>
-      <w:pPr>
-        <w:pStyle w:val="normal1"/>
-        <w:keepNext w:val="false"/>
-        <w:keepLines w:val="false"/>
-        <w:pageBreakBefore w:val="false"/>
-        <w:widowControl w:val="false"/>
-        <w:pBdr/>
+        <w:rPr>
+          <w:i/>
+        </w:rPr>
+      </w:r>
+    </w:p>
+    <w:p>
+      <w:pPr>
+        <w:pStyle w:val="normal1"/>
+        <w:keepNext w:val="false"/>
+        <w:keepLines w:val="false"/>
+        <w:pageBreakBefore w:val="false"/>
+        <w:widowControl w:val="false"/>
         <w:shd w:val="clear" w:fill="auto"/>
         <w:spacing w:lineRule="auto" w:line="240" w:before="0" w:after="0"/>
         <w:ind w:firstLine="360" w:left="0" w:right="0"/>
@@ -1234,7 +1004,6 @@
       <w:pPr>
         <w:pStyle w:val="normal1"/>
         <w:widowControl w:val="false"/>
-        <w:pBdr/>
         <w:shd w:val="clear" w:fill="auto"/>
         <w:spacing w:lineRule="auto" w:line="240" w:before="0" w:after="0"/>
         <w:ind w:firstLine="360" w:left="0" w:right="0"/>
@@ -1252,7 +1021,6 @@
         <w:keepLines w:val="false"/>
         <w:pageBreakBefore w:val="false"/>
         <w:widowControl w:val="false"/>
-        <w:pBdr/>
         <w:shd w:val="clear" w:fill="auto"/>
         <w:spacing w:lineRule="auto" w:line="240" w:before="0" w:after="0"/>
         <w:ind w:firstLine="360" w:left="0" w:right="0"/>
@@ -1270,7 +1038,6 @@
         <w:keepLines w:val="false"/>
         <w:pageBreakBefore w:val="false"/>
         <w:widowControl w:val="false"/>
-        <w:pBdr/>
         <w:shd w:val="clear" w:fill="auto"/>
         <w:spacing w:lineRule="auto" w:line="240" w:before="0" w:after="0"/>
         <w:ind w:firstLine="360" w:left="0" w:right="0"/>
@@ -1289,7 +1056,6 @@
         <w:keepLines w:val="false"/>
         <w:pageBreakBefore w:val="false"/>
         <w:widowControl w:val="false"/>
-        <w:pBdr/>
         <w:shd w:val="clear" w:fill="auto"/>
         <w:spacing w:lineRule="auto" w:line="240" w:before="0" w:after="0"/>
         <w:ind w:firstLine="720" w:left="0" w:right="0"/>
@@ -1307,7 +1073,6 @@
         <w:keepLines w:val="false"/>
         <w:pageBreakBefore w:val="false"/>
         <w:widowControl w:val="false"/>
-        <w:pBdr/>
         <w:shd w:val="clear" w:fill="auto"/>
         <w:spacing w:lineRule="auto" w:line="240" w:before="0" w:after="0"/>
         <w:ind w:firstLine="360" w:left="0" w:right="0"/>
@@ -1330,7 +1095,6 @@
         <w:keepLines w:val="false"/>
         <w:pageBreakBefore w:val="false"/>
         <w:widowControl w:val="false"/>
-        <w:pBdr/>
         <w:shd w:val="clear" w:fill="auto"/>
         <w:spacing w:lineRule="auto" w:line="240" w:before="0" w:after="0"/>
         <w:ind w:firstLine="360" w:left="0" w:right="0"/>
@@ -1348,7 +1112,6 @@
         <w:keepLines w:val="false"/>
         <w:pageBreakBefore w:val="false"/>
         <w:widowControl w:val="false"/>
-        <w:pBdr/>
         <w:shd w:val="clear" w:fill="auto"/>
         <w:spacing w:lineRule="auto" w:line="240" w:before="0" w:after="0"/>
         <w:ind w:firstLine="360" w:left="0" w:right="0"/>
@@ -1371,7 +1134,6 @@
         <w:keepLines w:val="false"/>
         <w:pageBreakBefore w:val="false"/>
         <w:widowControl w:val="false"/>
-        <w:pBdr/>
         <w:shd w:val="clear" w:fill="auto"/>
         <w:spacing w:lineRule="auto" w:line="240" w:before="0" w:after="0"/>
         <w:ind w:firstLine="360" w:left="0" w:right="0"/>
@@ -1389,7 +1151,6 @@
         <w:keepLines w:val="false"/>
         <w:pageBreakBefore w:val="false"/>
         <w:widowControl w:val="false"/>
-        <w:pBdr/>
         <w:shd w:val="clear" w:fill="auto"/>
         <w:spacing w:lineRule="auto" w:line="240" w:before="0" w:after="0"/>
         <w:ind w:firstLine="360" w:left="0" w:right="0"/>
@@ -1412,7 +1173,6 @@
         <w:keepLines w:val="false"/>
         <w:pageBreakBefore w:val="false"/>
         <w:widowControl w:val="false"/>
-        <w:pBdr/>
         <w:shd w:val="clear" w:fill="auto"/>
         <w:spacing w:lineRule="auto" w:line="240" w:before="0" w:after="0"/>
         <w:ind w:firstLine="360" w:left="0" w:right="0"/>
@@ -1434,7 +1194,6 @@
           <w:ilvl w:val="0"/>
           <w:numId w:val="1"/>
         </w:numPr>
-        <w:pBdr/>
         <w:shd w:val="clear" w:fill="auto"/>
         <w:spacing w:lineRule="auto" w:line="240" w:before="0" w:after="0"/>
         <w:ind w:hanging="360" w:left="1200" w:right="0"/>
@@ -1456,7 +1215,6 @@
           <w:ilvl w:val="0"/>
           <w:numId w:val="1"/>
         </w:numPr>
-        <w:pBdr/>
         <w:shd w:val="clear" w:fill="auto"/>
         <w:spacing w:lineRule="auto" w:line="240" w:before="0" w:after="0"/>
         <w:ind w:hanging="360" w:left="1200" w:right="0"/>
@@ -1478,7 +1236,6 @@
           <w:ilvl w:val="0"/>
           <w:numId w:val="1"/>
         </w:numPr>
-        <w:pBdr/>
         <w:shd w:val="clear" w:fill="auto"/>
         <w:spacing w:lineRule="auto" w:line="240" w:before="0" w:after="0"/>
         <w:ind w:hanging="360" w:left="1200" w:right="0"/>
@@ -1518,7 +1275,6 @@
           <w:ilvl w:val="0"/>
           <w:numId w:val="1"/>
         </w:numPr>
-        <w:pBdr/>
         <w:shd w:val="clear" w:fill="auto"/>
         <w:spacing w:lineRule="auto" w:line="240" w:before="0" w:after="0"/>
         <w:ind w:hanging="360" w:left="1200" w:right="0"/>
@@ -1546,7 +1302,6 @@
         <w:keepLines w:val="false"/>
         <w:pageBreakBefore w:val="false"/>
         <w:widowControl w:val="false"/>
-        <w:pBdr/>
         <w:shd w:val="clear" w:fill="auto"/>
         <w:spacing w:lineRule="auto" w:line="240" w:before="0" w:after="0"/>
         <w:ind w:firstLine="360" w:left="0" w:right="0"/>
@@ -1564,7 +1319,6 @@
         <w:keepLines w:val="false"/>
         <w:pageBreakBefore w:val="false"/>
         <w:widowControl w:val="false"/>
-        <w:pBdr/>
         <w:shd w:val="clear" w:fill="auto"/>
         <w:spacing w:lineRule="auto" w:line="240" w:before="0" w:after="0"/>
         <w:ind w:hanging="0" w:left="0" w:right="0"/>
@@ -1582,7 +1336,6 @@
       <w:pPr>
         <w:pStyle w:val="normal1"/>
         <w:widowControl w:val="false"/>
-        <w:pBdr/>
         <w:shd w:val="clear" w:fill="auto"/>
         <w:spacing w:lineRule="auto" w:line="240" w:before="0" w:after="0"/>
         <w:ind w:hanging="0" w:left="0" w:right="0"/>
@@ -1601,7 +1354,6 @@
         <w:keepLines w:val="false"/>
         <w:pageBreakBefore w:val="false"/>
         <w:widowControl w:val="false"/>
-        <w:pBdr/>
         <w:shd w:val="clear" w:fill="auto"/>
         <w:spacing w:lineRule="auto" w:line="240" w:before="0" w:after="0"/>
         <w:ind w:hanging="0" w:left="0" w:right="0"/>
@@ -1620,7 +1372,6 @@
         <w:keepLines w:val="false"/>
         <w:pageBreakBefore w:val="false"/>
         <w:widowControl w:val="false"/>
-        <w:pBdr/>
         <w:shd w:val="clear" w:fill="auto"/>
         <w:spacing w:lineRule="auto" w:line="240" w:before="0" w:after="0"/>
         <w:ind w:hanging="0" w:left="0" w:right="0"/>
@@ -1638,7 +1389,6 @@
         <w:keepLines w:val="false"/>
         <w:pageBreakBefore w:val="false"/>
         <w:widowControl w:val="false"/>
-        <w:pBdr/>
         <w:shd w:val="clear" w:fill="auto"/>
         <w:spacing w:lineRule="auto" w:line="240" w:before="0" w:after="0"/>
         <w:ind w:hanging="360" w:left="360" w:right="0"/>
@@ -1655,7 +1405,6 @@
         <w:keepLines w:val="false"/>
         <w:pageBreakBefore w:val="false"/>
         <w:widowControl w:val="false"/>
-        <w:pBdr/>
         <w:shd w:val="clear" w:fill="auto"/>
         <w:spacing w:lineRule="auto" w:line="240" w:before="0" w:after="0"/>
         <w:ind w:hanging="360" w:left="360" w:right="0"/>
@@ -1683,7 +1432,6 @@
         <w:keepLines w:val="false"/>
         <w:pageBreakBefore w:val="false"/>
         <w:widowControl w:val="false"/>
-        <w:pBdr/>
         <w:shd w:val="clear" w:fill="auto"/>
         <w:spacing w:lineRule="auto" w:line="240" w:before="0" w:after="0"/>
         <w:ind w:hanging="360" w:left="360" w:right="0"/>
@@ -1717,7 +1465,6 @@
       <w:pPr>
         <w:pStyle w:val="normal1"/>
         <w:widowControl w:val="false"/>
-        <w:pBdr/>
         <w:shd w:val="clear" w:fill="auto"/>
         <w:spacing w:lineRule="auto" w:line="240" w:before="0" w:after="0"/>
         <w:ind w:hanging="0" w:left="360" w:right="0"/>
@@ -1727,7 +1474,9 @@
         </w:rPr>
       </w:pPr>
       <w:r>
-        <w:rPr/>
+        <w:rPr>
+          <w:i/>
+        </w:rPr>
       </w:r>
       <w:r>
         <w:br w:type="page"/>
@@ -1737,7 +1486,6 @@
       <w:pPr>
         <w:pStyle w:val="normal1"/>
         <w:widowControl w:val="false"/>
-        <w:pBdr/>
         <w:shd w:val="clear" w:fill="auto"/>
         <w:spacing w:lineRule="auto" w:line="240" w:before="0" w:after="0"/>
         <w:ind w:hanging="0" w:left="360" w:right="0"/>
@@ -1765,7 +1513,7 @@
           <w:tab w:val="left" w:pos="0" w:leader="none"/>
         </w:tabs>
         <w:spacing w:before="0" w:after="0"/>
-        <w:ind w:hanging="283" w:left="799"/>
+        <w:ind w:hanging="283" w:left="799" w:right="90"/>
         <w:rPr/>
       </w:pPr>
       <w:r>
@@ -1785,7 +1533,7 @@
           <w:tab w:val="left" w:pos="0" w:leader="none"/>
         </w:tabs>
         <w:spacing w:before="0" w:after="0"/>
-        <w:ind w:hanging="283" w:left="799"/>
+        <w:ind w:hanging="283" w:left="799" w:right="90"/>
         <w:rPr/>
       </w:pPr>
       <w:r>
@@ -1805,7 +1553,7 @@
           <w:tab w:val="left" w:pos="0" w:leader="none"/>
         </w:tabs>
         <w:spacing w:before="0" w:after="0"/>
-        <w:ind w:hanging="283" w:left="799"/>
+        <w:ind w:hanging="283" w:left="799" w:right="90"/>
         <w:rPr/>
       </w:pPr>
       <w:r>
@@ -1825,7 +1573,7 @@
           <w:tab w:val="left" w:pos="0" w:leader="none"/>
         </w:tabs>
         <w:spacing w:before="0" w:after="0"/>
-        <w:ind w:hanging="283" w:left="799"/>
+        <w:ind w:hanging="283" w:left="799" w:right="90"/>
         <w:rPr/>
       </w:pPr>
       <w:hyperlink r:id="rId2">
@@ -1852,7 +1600,7 @@
           <w:tab w:val="clear" w:pos="720"/>
           <w:tab w:val="left" w:pos="0" w:leader="none"/>
         </w:tabs>
-        <w:ind w:hanging="283" w:left="799"/>
+        <w:ind w:hanging="283" w:left="799" w:right="90"/>
         <w:rPr/>
       </w:pPr>
       <w:r>
@@ -1882,7 +1630,7 @@
           <w:tab w:val="left" w:pos="0" w:leader="none"/>
         </w:tabs>
         <w:spacing w:before="0" w:after="0"/>
-        <w:ind w:hanging="283" w:left="799"/>
+        <w:ind w:hanging="283" w:left="799" w:right="90"/>
         <w:rPr/>
       </w:pPr>
       <w:r>
@@ -1902,7 +1650,7 @@
           <w:tab w:val="left" w:pos="0" w:leader="none"/>
         </w:tabs>
         <w:spacing w:before="0" w:after="0"/>
-        <w:ind w:hanging="283" w:left="799"/>
+        <w:ind w:hanging="283" w:left="799" w:right="90"/>
         <w:rPr/>
       </w:pPr>
       <w:r>
@@ -1922,7 +1670,7 @@
           <w:tab w:val="left" w:pos="0" w:leader="none"/>
         </w:tabs>
         <w:spacing w:before="0" w:after="0"/>
-        <w:ind w:hanging="283" w:left="799"/>
+        <w:ind w:hanging="283" w:left="799" w:right="90"/>
         <w:rPr/>
       </w:pPr>
       <w:r>
@@ -1942,7 +1690,7 @@
           <w:tab w:val="left" w:pos="0" w:leader="none"/>
         </w:tabs>
         <w:spacing w:before="0" w:after="0"/>
-        <w:ind w:hanging="283" w:left="799"/>
+        <w:ind w:hanging="283" w:left="799" w:right="90"/>
         <w:rPr/>
       </w:pPr>
       <w:r>
@@ -1961,7 +1709,7 @@
           <w:tab w:val="clear" w:pos="720"/>
           <w:tab w:val="left" w:pos="0" w:leader="none"/>
         </w:tabs>
-        <w:ind w:hanging="283" w:left="799"/>
+        <w:ind w:hanging="283" w:left="799" w:right="90"/>
         <w:rPr/>
       </w:pPr>
       <w:r>
@@ -1990,7 +1738,7 @@
           <w:tab w:val="clear" w:pos="720"/>
           <w:tab w:val="left" w:pos="0" w:leader="none"/>
         </w:tabs>
-        <w:ind w:hanging="283" w:left="799"/>
+        <w:ind w:hanging="283" w:left="799" w:right="90"/>
         <w:rPr/>
       </w:pPr>
       <w:r>
@@ -2009,7 +1757,7 @@
           <w:tab w:val="clear" w:pos="720"/>
           <w:tab w:val="left" w:pos="0" w:leader="none"/>
         </w:tabs>
-        <w:ind w:hanging="283" w:left="799"/>
+        <w:ind w:hanging="283" w:left="799" w:right="90"/>
         <w:rPr/>
       </w:pPr>
       <w:r>
@@ -2029,7 +1777,7 @@
           <w:tab w:val="left" w:pos="0" w:leader="none"/>
         </w:tabs>
         <w:spacing w:before="0" w:after="0"/>
-        <w:ind w:hanging="283" w:left="1508"/>
+        <w:ind w:hanging="283" w:left="1508" w:right="90"/>
         <w:rPr/>
       </w:pPr>
       <w:r>
@@ -2049,7 +1797,7 @@
           <w:tab w:val="left" w:pos="0" w:leader="none"/>
         </w:tabs>
         <w:spacing w:before="0" w:after="0"/>
-        <w:ind w:hanging="283" w:left="1508"/>
+        <w:ind w:hanging="283" w:left="1508" w:right="90"/>
         <w:rPr/>
       </w:pPr>
       <w:r>
@@ -2069,7 +1817,7 @@
           <w:tab w:val="left" w:pos="0" w:leader="none"/>
         </w:tabs>
         <w:spacing w:before="0" w:after="0"/>
-        <w:ind w:hanging="283" w:left="1508"/>
+        <w:ind w:hanging="283" w:left="1508" w:right="90"/>
         <w:rPr/>
       </w:pPr>
       <w:r>
@@ -2089,7 +1837,7 @@
           <w:tab w:val="left" w:pos="0" w:leader="none"/>
         </w:tabs>
         <w:spacing w:before="0" w:after="0"/>
-        <w:ind w:hanging="283" w:left="1508"/>
+        <w:ind w:hanging="283" w:left="1508" w:right="90"/>
         <w:rPr/>
       </w:pPr>
       <w:r>
@@ -2109,7 +1857,7 @@
           <w:tab w:val="left" w:pos="0" w:leader="none"/>
         </w:tabs>
         <w:spacing w:before="0" w:after="0"/>
-        <w:ind w:hanging="283" w:left="1508"/>
+        <w:ind w:hanging="283" w:left="1508" w:right="90"/>
         <w:rPr/>
       </w:pPr>
       <w:r>
@@ -2128,7 +1876,7 @@
           <w:tab w:val="clear" w:pos="720"/>
           <w:tab w:val="left" w:pos="0" w:leader="none"/>
         </w:tabs>
-        <w:ind w:hanging="283" w:left="799"/>
+        <w:ind w:hanging="283" w:left="799" w:right="90"/>
         <w:rPr/>
       </w:pPr>
       <w:r>
@@ -2148,7 +1896,7 @@
           <w:tab w:val="left" w:pos="0" w:leader="none"/>
         </w:tabs>
         <w:spacing w:before="0" w:after="0"/>
-        <w:ind w:hanging="283" w:left="1508"/>
+        <w:ind w:hanging="283" w:left="1508" w:right="90"/>
         <w:rPr/>
       </w:pPr>
       <w:r>
@@ -2168,7 +1916,7 @@
           <w:tab w:val="left" w:pos="0" w:leader="none"/>
         </w:tabs>
         <w:spacing w:before="0" w:after="0"/>
-        <w:ind w:hanging="283" w:left="1508"/>
+        <w:ind w:hanging="283" w:left="1508" w:right="90"/>
         <w:rPr/>
       </w:pPr>
       <w:r>
@@ -2188,7 +1936,7 @@
           <w:tab w:val="left" w:pos="0" w:leader="none"/>
         </w:tabs>
         <w:spacing w:before="0" w:after="0"/>
-        <w:ind w:hanging="283" w:left="1508"/>
+        <w:ind w:hanging="283" w:left="1508" w:right="90"/>
         <w:rPr/>
       </w:pPr>
       <w:r>
@@ -2207,7 +1955,7 @@
           <w:tab w:val="clear" w:pos="720"/>
           <w:tab w:val="left" w:pos="0" w:leader="none"/>
         </w:tabs>
-        <w:ind w:hanging="283" w:left="799"/>
+        <w:ind w:hanging="283" w:left="799" w:right="90"/>
         <w:rPr/>
       </w:pPr>
       <w:r>
@@ -2227,7 +1975,7 @@
           <w:tab w:val="left" w:pos="0" w:leader="none"/>
         </w:tabs>
         <w:spacing w:before="0" w:after="0"/>
-        <w:ind w:hanging="283" w:left="1508"/>
+        <w:ind w:hanging="283" w:left="1508" w:right="90"/>
         <w:rPr/>
       </w:pPr>
       <w:r>
@@ -2247,7 +1995,7 @@
           <w:tab w:val="left" w:pos="0" w:leader="none"/>
         </w:tabs>
         <w:spacing w:before="0" w:after="0"/>
-        <w:ind w:hanging="283" w:left="1508"/>
+        <w:ind w:hanging="283" w:left="1508" w:right="90"/>
         <w:rPr/>
       </w:pPr>
       <w:r>
@@ -2267,7 +2015,7 @@
           <w:tab w:val="left" w:pos="0" w:leader="none"/>
         </w:tabs>
         <w:spacing w:before="0" w:after="0"/>
-        <w:ind w:hanging="283" w:left="1508"/>
+        <w:ind w:hanging="283" w:left="1508" w:right="90"/>
         <w:rPr/>
       </w:pPr>
       <w:r>
@@ -2287,7 +2035,7 @@
           <w:tab w:val="left" w:pos="0" w:leader="none"/>
         </w:tabs>
         <w:spacing w:before="0" w:after="0"/>
-        <w:ind w:hanging="283" w:left="1508"/>
+        <w:ind w:hanging="283" w:left="1508" w:right="90"/>
         <w:rPr/>
       </w:pPr>
       <w:r>
@@ -2307,7 +2055,7 @@
           <w:tab w:val="left" w:pos="0" w:leader="none"/>
         </w:tabs>
         <w:spacing w:before="0" w:after="0"/>
-        <w:ind w:hanging="283" w:left="1508"/>
+        <w:ind w:hanging="283" w:left="1508" w:right="90"/>
         <w:rPr/>
       </w:pPr>
       <w:r>
@@ -2326,7 +2074,7 @@
           <w:tab w:val="clear" w:pos="720"/>
           <w:tab w:val="left" w:pos="0" w:leader="none"/>
         </w:tabs>
-        <w:ind w:hanging="283" w:left="799"/>
+        <w:ind w:hanging="283" w:left="799" w:right="90"/>
         <w:rPr/>
       </w:pPr>
       <w:r>
@@ -2346,7 +2094,7 @@
           <w:tab w:val="left" w:pos="0" w:leader="none"/>
         </w:tabs>
         <w:spacing w:before="0" w:after="0"/>
-        <w:ind w:hanging="283" w:left="1508"/>
+        <w:ind w:hanging="283" w:left="1508" w:right="90"/>
         <w:rPr/>
       </w:pPr>
       <w:r>
@@ -2366,7 +2114,7 @@
           <w:tab w:val="left" w:pos="0" w:leader="none"/>
         </w:tabs>
         <w:spacing w:before="0" w:after="0"/>
-        <w:ind w:hanging="283" w:left="1508"/>
+        <w:ind w:hanging="283" w:left="1508" w:right="90"/>
         <w:rPr/>
       </w:pPr>
       <w:r>
@@ -2386,7 +2134,7 @@
           <w:tab w:val="left" w:pos="0" w:leader="none"/>
         </w:tabs>
         <w:spacing w:before="0" w:after="0"/>
-        <w:ind w:hanging="283" w:left="1508"/>
+        <w:ind w:hanging="283" w:left="1508" w:right="90"/>
         <w:rPr/>
       </w:pPr>
       <w:r>
@@ -2405,7 +2153,7 @@
           <w:tab w:val="clear" w:pos="720"/>
           <w:tab w:val="left" w:pos="0" w:leader="none"/>
         </w:tabs>
-        <w:ind w:hanging="283" w:left="799"/>
+        <w:ind w:hanging="283" w:left="799" w:right="90"/>
         <w:rPr/>
       </w:pPr>
       <w:r>
@@ -2425,7 +2173,7 @@
           <w:tab w:val="left" w:pos="0" w:leader="none"/>
         </w:tabs>
         <w:spacing w:before="0" w:after="0"/>
-        <w:ind w:hanging="283" w:left="1508"/>
+        <w:ind w:hanging="283" w:left="1508" w:right="90"/>
         <w:rPr/>
       </w:pPr>
       <w:r>
@@ -2445,7 +2193,7 @@
           <w:tab w:val="left" w:pos="0" w:leader="none"/>
         </w:tabs>
         <w:spacing w:before="0" w:after="0"/>
-        <w:ind w:hanging="283" w:left="1508"/>
+        <w:ind w:hanging="283" w:left="1508" w:right="90"/>
         <w:rPr/>
       </w:pPr>
       <w:r>
@@ -2465,7 +2213,7 @@
           <w:tab w:val="left" w:pos="0" w:leader="none"/>
         </w:tabs>
         <w:spacing w:before="0" w:after="0"/>
-        <w:ind w:hanging="283" w:left="1508"/>
+        <w:ind w:hanging="283" w:left="1508" w:right="90"/>
         <w:rPr/>
       </w:pPr>
       <w:r>
@@ -2485,7 +2233,7 @@
           <w:tab w:val="left" w:pos="0" w:leader="none"/>
         </w:tabs>
         <w:spacing w:before="0" w:after="0"/>
-        <w:ind w:hanging="283" w:left="1508"/>
+        <w:ind w:hanging="283" w:left="1508" w:right="90"/>
         <w:rPr/>
       </w:pPr>
       <w:r>
@@ -2505,7 +2253,7 @@
           <w:tab w:val="left" w:pos="0" w:leader="none"/>
         </w:tabs>
         <w:spacing w:before="0" w:after="0"/>
-        <w:ind w:hanging="283" w:left="1508"/>
+        <w:ind w:hanging="283" w:left="1508" w:right="90"/>
         <w:rPr/>
       </w:pPr>
       <w:r>
@@ -2524,7 +2272,7 @@
           <w:tab w:val="clear" w:pos="720"/>
           <w:tab w:val="left" w:pos="0" w:leader="none"/>
         </w:tabs>
-        <w:ind w:hanging="283" w:left="799"/>
+        <w:ind w:hanging="283" w:left="799" w:right="90"/>
         <w:rPr/>
       </w:pPr>
       <w:r>
@@ -2544,7 +2292,7 @@
           <w:tab w:val="left" w:pos="0" w:leader="none"/>
         </w:tabs>
         <w:spacing w:before="0" w:after="0"/>
-        <w:ind w:hanging="283" w:left="1508"/>
+        <w:ind w:hanging="283" w:left="1508" w:right="90"/>
         <w:rPr/>
       </w:pPr>
       <w:r>
@@ -2564,7 +2312,7 @@
           <w:tab w:val="left" w:pos="0" w:leader="none"/>
         </w:tabs>
         <w:spacing w:before="0" w:after="0"/>
-        <w:ind w:hanging="283" w:left="1508"/>
+        <w:ind w:hanging="283" w:left="1508" w:right="90"/>
         <w:rPr/>
       </w:pPr>
       <w:r>
@@ -2584,7 +2332,7 @@
           <w:tab w:val="left" w:pos="0" w:leader="none"/>
         </w:tabs>
         <w:spacing w:before="0" w:after="0"/>
-        <w:ind w:hanging="283" w:left="1508"/>
+        <w:ind w:hanging="283" w:left="1508" w:right="90"/>
         <w:rPr/>
       </w:pPr>
       <w:r>
@@ -2604,7 +2352,7 @@
           <w:tab w:val="left" w:pos="0" w:leader="none"/>
         </w:tabs>
         <w:spacing w:before="0" w:after="0"/>
-        <w:ind w:hanging="283" w:left="1508"/>
+        <w:ind w:hanging="283" w:left="1508" w:right="90"/>
         <w:rPr/>
       </w:pPr>
       <w:r>
@@ -2623,7 +2371,7 @@
           <w:tab w:val="clear" w:pos="720"/>
           <w:tab w:val="left" w:pos="0" w:leader="none"/>
         </w:tabs>
-        <w:ind w:hanging="283" w:left="799"/>
+        <w:ind w:hanging="283" w:left="799" w:right="90"/>
         <w:rPr/>
       </w:pPr>
       <w:r>
@@ -2643,7 +2391,7 @@
           <w:tab w:val="left" w:pos="0" w:leader="none"/>
         </w:tabs>
         <w:spacing w:before="0" w:after="0"/>
-        <w:ind w:hanging="283" w:left="1508"/>
+        <w:ind w:hanging="283" w:left="1508" w:right="90"/>
         <w:rPr/>
       </w:pPr>
       <w:r>
@@ -2662,7 +2410,7 @@
           <w:tab w:val="clear" w:pos="720"/>
           <w:tab w:val="left" w:pos="0" w:leader="none"/>
         </w:tabs>
-        <w:ind w:hanging="283" w:left="799"/>
+        <w:ind w:hanging="283" w:left="799" w:right="90"/>
         <w:rPr/>
       </w:pPr>
       <w:r>
@@ -2681,7 +2429,7 @@
           <w:tab w:val="clear" w:pos="720"/>
           <w:tab w:val="left" w:pos="0" w:leader="none"/>
         </w:tabs>
-        <w:ind w:hanging="283" w:left="1508"/>
+        <w:ind w:hanging="283" w:left="1508" w:right="90"/>
         <w:rPr/>
       </w:pPr>
       <w:r>
@@ -2693,7 +2441,6 @@
       <w:pPr>
         <w:pStyle w:val="normal1"/>
         <w:widowControl w:val="false"/>
-        <w:pBdr/>
         <w:shd w:val="clear" w:fill="auto"/>
         <w:spacing w:lineRule="auto" w:line="240" w:before="0" w:after="0"/>
         <w:ind w:hanging="0" w:left="0" w:right="0"/>
@@ -2718,7 +2465,6 @@
         <w:keepNext w:val="false"/>
         <w:keepLines w:val="false"/>
         <w:widowControl w:val="false"/>
-        <w:pBdr/>
         <w:shd w:val="clear" w:fill="auto"/>
         <w:spacing w:lineRule="auto" w:line="240" w:before="0" w:after="0"/>
         <w:ind w:hanging="0" w:left="0" w:right="0"/>
@@ -2737,7 +2483,6 @@
         <w:keepLines w:val="false"/>
         <w:pageBreakBefore w:val="false"/>
         <w:widowControl w:val="false"/>
-        <w:pBdr/>
         <w:shd w:val="clear" w:fill="auto"/>
         <w:spacing w:lineRule="auto" w:line="240" w:before="0" w:after="0"/>
         <w:ind w:hanging="0" w:left="0" w:right="0"/>
@@ -2756,7 +2501,6 @@
         <w:keepLines w:val="false"/>
         <w:pageBreakBefore w:val="false"/>
         <w:widowControl w:val="false"/>
-        <w:pBdr/>
         <w:shd w:val="clear" w:fill="auto"/>
         <w:spacing w:lineRule="auto" w:line="240" w:before="0" w:after="0"/>
         <w:ind w:firstLine="360" w:left="0" w:right="0"/>
@@ -2773,7 +2517,6 @@
         <w:keepLines w:val="false"/>
         <w:pageBreakBefore w:val="false"/>
         <w:widowControl w:val="false"/>
-        <w:pBdr/>
         <w:shd w:val="clear" w:fill="auto"/>
         <w:spacing w:lineRule="auto" w:line="240" w:before="0" w:after="0"/>
         <w:ind w:firstLine="360" w:left="0" w:right="0"/>
@@ -2791,7 +2534,6 @@
         <w:keepLines w:val="false"/>
         <w:pageBreakBefore w:val="false"/>
         <w:widowControl w:val="false"/>
-        <w:pBdr/>
         <w:shd w:val="clear" w:fill="auto"/>
         <w:spacing w:lineRule="auto" w:line="240" w:before="0" w:after="0"/>
         <w:ind w:firstLine="360" w:left="0" w:right="0"/>
@@ -2808,7 +2550,6 @@
         <w:keepLines w:val="false"/>
         <w:pageBreakBefore w:val="false"/>
         <w:widowControl w:val="false"/>
-        <w:pBdr/>
         <w:shd w:val="clear" w:fill="auto"/>
         <w:spacing w:lineRule="auto" w:line="240" w:before="0" w:after="0"/>
         <w:ind w:firstLine="360" w:left="0" w:right="0"/>
@@ -2825,7 +2566,6 @@
         <w:keepLines w:val="false"/>
         <w:pageBreakBefore w:val="false"/>
         <w:widowControl w:val="false"/>
-        <w:pBdr/>
         <w:shd w:val="clear" w:fill="auto"/>
         <w:spacing w:lineRule="auto" w:line="240" w:before="0" w:after="0"/>
         <w:ind w:hanging="0" w:left="0" w:right="0"/>
@@ -2845,7 +2585,6 @@
         <w:keepNext w:val="false"/>
         <w:keepLines w:val="false"/>
         <w:widowControl w:val="false"/>
-        <w:pBdr/>
         <w:shd w:val="clear" w:fill="auto"/>
         <w:spacing w:lineRule="auto" w:line="240" w:before="0" w:after="0"/>
         <w:ind w:hanging="0" w:left="0" w:right="0"/>
@@ -2864,7 +2603,6 @@
         <w:keepLines w:val="false"/>
         <w:pageBreakBefore w:val="false"/>
         <w:widowControl w:val="false"/>
-        <w:pBdr/>
         <w:shd w:val="clear" w:fill="auto"/>
         <w:spacing w:lineRule="auto" w:line="240" w:before="0" w:after="0"/>
         <w:ind w:hanging="0" w:left="0" w:right="0"/>
@@ -2883,7 +2621,6 @@
         <w:keepLines w:val="false"/>
         <w:pageBreakBefore w:val="false"/>
         <w:widowControl w:val="false"/>
-        <w:pBdr/>
         <w:shd w:val="clear" w:fill="auto"/>
         <w:spacing w:lineRule="auto" w:line="240" w:before="0" w:after="0"/>
         <w:ind w:hanging="0" w:left="0" w:right="0"/>
@@ -2901,7 +2638,6 @@
         <w:keepLines w:val="false"/>
         <w:pageBreakBefore w:val="false"/>
         <w:widowControl w:val="false"/>
-        <w:pBdr/>
         <w:shd w:val="clear" w:fill="auto"/>
         <w:spacing w:lineRule="auto" w:line="240" w:before="0" w:after="0"/>
         <w:ind w:firstLine="360" w:left="0" w:right="0"/>
@@ -2918,7 +2654,6 @@
         <w:keepLines w:val="false"/>
         <w:pageBreakBefore w:val="false"/>
         <w:widowControl w:val="false"/>
-        <w:pBdr/>
         <w:shd w:val="clear" w:fill="auto"/>
         <w:spacing w:lineRule="auto" w:line="240" w:before="0" w:after="0"/>
         <w:ind w:firstLine="360" w:left="0" w:right="0"/>
@@ -2936,7 +2671,6 @@
         <w:keepLines w:val="false"/>
         <w:pageBreakBefore w:val="false"/>
         <w:widowControl w:val="false"/>
-        <w:pBdr/>
         <w:shd w:val="clear" w:fill="auto"/>
         <w:spacing w:lineRule="auto" w:line="240" w:before="0" w:after="0"/>
         <w:ind w:firstLine="360" w:left="0" w:right="0"/>
@@ -2953,7 +2687,6 @@
         <w:keepLines w:val="false"/>
         <w:pageBreakBefore w:val="false"/>
         <w:widowControl w:val="false"/>
-        <w:pBdr/>
         <w:shd w:val="clear" w:fill="auto"/>
         <w:spacing w:lineRule="auto" w:line="240" w:before="0" w:after="0"/>
         <w:ind w:firstLine="360" w:left="0" w:right="0"/>
@@ -2970,7 +2703,6 @@
         <w:keepLines w:val="false"/>
         <w:pageBreakBefore w:val="false"/>
         <w:widowControl w:val="false"/>
-        <w:pBdr/>
         <w:shd w:val="clear" w:fill="auto"/>
         <w:spacing w:lineRule="auto" w:line="240" w:before="0" w:after="0"/>
         <w:ind w:hanging="0" w:left="0" w:right="0"/>
@@ -2989,7 +2721,6 @@
         <w:keepLines w:val="false"/>
         <w:pageBreakBefore w:val="false"/>
         <w:widowControl w:val="false"/>
-        <w:pBdr/>
         <w:shd w:val="clear" w:fill="auto"/>
         <w:spacing w:lineRule="auto" w:line="240" w:before="0" w:after="0"/>
         <w:ind w:hanging="0" w:left="0" w:right="0"/>
@@ -3008,7 +2739,6 @@
         <w:keepLines w:val="false"/>
         <w:pageBreakBefore w:val="false"/>
         <w:widowControl w:val="false"/>
-        <w:pBdr/>
         <w:shd w:val="clear" w:fill="auto"/>
         <w:spacing w:lineRule="auto" w:line="240" w:before="0" w:after="0"/>
         <w:ind w:firstLine="360" w:left="0" w:right="0"/>
@@ -3025,7 +2755,6 @@
         <w:keepLines w:val="false"/>
         <w:pageBreakBefore w:val="false"/>
         <w:widowControl w:val="false"/>
-        <w:pBdr/>
         <w:shd w:val="clear" w:fill="auto"/>
         <w:spacing w:lineRule="auto" w:line="240" w:before="0" w:after="0"/>
         <w:ind w:firstLine="360" w:left="0" w:right="0"/>
@@ -4028,8 +3757,9 @@
     <w:qFormat/>
     <w:pPr>
       <w:widowControl w:val="false"/>
+      <w:suppressAutoHyphens w:val="true"/>
       <w:bidi w:val="0"/>
-      <w:spacing w:lineRule="auto" w:line="38" w:before="90" w:after="90"/>
+      <w:spacing w:lineRule="auto" w:line="36" w:before="90" w:after="90"/>
       <w:ind w:hanging="0" w:left="90" w:right="90"/>
       <w:jc w:val="left"/>
     </w:pPr>
@@ -4052,7 +3782,7 @@
       <w:keepLines w:val="false"/>
       <w:pageBreakBefore w:val="false"/>
       <w:widowControl w:val="false"/>
-      <w:spacing w:lineRule="auto" w:line="26" w:before="240" w:after="240"/>
+      <w:spacing w:lineRule="auto" w:line="21" w:before="240" w:after="240"/>
       <w:ind w:hanging="0" w:left="0" w:right="0"/>
     </w:pPr>
     <w:rPr>
@@ -4072,7 +3802,7 @@
       <w:keepLines w:val="false"/>
       <w:pageBreakBefore w:val="false"/>
       <w:widowControl w:val="false"/>
-      <w:spacing w:lineRule="auto" w:line="33" w:before="225" w:after="225"/>
+      <w:spacing w:lineRule="auto" w:line="31" w:before="225" w:after="225"/>
       <w:ind w:hanging="0" w:left="0" w:right="0"/>
     </w:pPr>
     <w:rPr>
@@ -4242,8 +3972,9 @@
     <w:qFormat/>
     <w:pPr>
       <w:widowControl w:val="false"/>
+      <w:suppressAutoHyphens w:val="true"/>
       <w:bidi w:val="0"/>
-      <w:spacing w:lineRule="auto" w:line="38" w:before="90" w:after="90"/>
+      <w:spacing w:lineRule="auto" w:line="36" w:before="90" w:after="90"/>
       <w:ind w:hanging="0" w:left="90" w:right="90"/>
       <w:jc w:val="left"/>
     </w:pPr>
